--- a/Articles/2026/4_Blender_Tips_and_Tricks/8_How_to_Separate_Two_Vertices_Stuck_Together/Write Up.docx
+++ b/Articles/2026/4_Blender_Tips_and_Tricks/8_How_to_Separate_Two_Vertices_Stuck_Together/Write Up.docx
@@ -10,12 +10,28 @@
         <w:t>Write Up</w:t>
       </w:r>
     </w:p>
-    <w:p/>
+    <w:p>
+      <w:r>
+        <w:t>This week we will be learning about a little tool that will help us if we ever find that we have gotten two vertices stuck together. If you want something that will tear those two regions apart in a hurry then the Rip tool in Blender is one article in your tool box that you are going to want to have.</w:t>
+      </w:r>
+    </w:p>
+    <w:p>
+      <w:r>
+        <w:t>So, what are you waiting for? It’s a good time to join us for our brand-new tutorial entitled:</w:t>
+      </w:r>
+    </w:p>
     <w:p>
       <w:pPr>
         <w:pStyle w:val="Heading1"/>
       </w:pPr>
+      <w:r>
+        <w:t>How to Separate Two Vertices Stuck Together</w:t>
+      </w:r>
     </w:p>
+    <w:p/>
+    <w:p/>
+    <w:p/>
+    <w:p/>
     <w:sectPr>
       <w:pgSz w:w="12240" w:h="15840"/>
       <w:pgMar w:top="1440" w:right="1440" w:bottom="1440" w:left="1440" w:header="720" w:footer="720" w:gutter="0"/>
